--- a/resume_sample_output.docx
+++ b/resume_sample_output.docx
@@ -20,14 +20,7 @@
           <w:iCs/>
           <w:i/>
         </w:rPr>
-        <w:t xml:space="preserve">This is what Claude actually returns when the prompt in</w:t>
-      </w:r>
-      <w:r>
-        <w:rPr>
-          <w:iCs/>
-          <w:i/>
-        </w:rPr>
-        <w:t xml:space="preserve"> </w:t>
+        <w:t xml:space="preserve">This is what Claude actually returns when the prompt in </w:t>
       </w:r>
       <w:r>
         <w:rPr>
@@ -42,14 +35,7 @@
           <w:iCs/>
           <w:i/>
         </w:rPr>
-        <w:t xml:space="preserve"> </w:t>
-      </w:r>
-      <w:r>
-        <w:rPr>
-          <w:iCs/>
-          <w:i/>
-        </w:rPr>
-        <w:t xml:space="preserve">is run. Same fictional candidate as that sample (Sarah Chen, Senior Account Executive pivoting into Customer Success), applying to a fictional posting (Acme SaaS Corp). Company names and postings are placeholders for illustration, not real research.</w:t>
+        <w:t xml:space="preserve"> is run. Same fictional candidate as that sample (Sarah Chen, Senior Account Executive pivoting into Customer Success), applying to a fictional posting (Acme SaaS Corp). Company names and postings are placeholders for illustration, not real research.</w:t>
       </w:r>
     </w:p>
     <w:p>
@@ -80,25 +66,7 @@
         <w:t xml:space="preserve">Tier 1 (function match):</w:t>
       </w:r>
       <w:r>
-        <w:t xml:space="preserve"> </w:t>
-      </w:r>
-      <w:r>
-        <w:t xml:space="preserve">No confident match found for</w:t>
-      </w:r>
-      <w:r>
-        <w:t xml:space="preserve"> </w:t>
-      </w:r>
-      <w:r>
-        <w:t xml:space="preserve">“</w:t>
-      </w:r>
-      <w:r>
-        <w:t xml:space="preserve">Acme SaaS Corp recruiter.</w:t>
-      </w:r>
-      <w:r>
-        <w:t xml:space="preserve">”</w:t>
-      </w:r>
-      <w:r>
-        <w:t xml:space="preserve"> </w:t>
+        <w:t xml:space="preserve"> No confident match found for “Acme SaaS Corp recruiter.” </w:t>
       </w:r>
       <w:r>
         <w:rPr>
@@ -108,10 +76,7 @@
         <w:t xml:space="preserve">Tier 2 (location/seniority fallback):</w:t>
       </w:r>
       <w:r>
-        <w:t xml:space="preserve"> </w:t>
-      </w:r>
-      <w:r>
-        <w:t xml:space="preserve">No confident match found either.</w:t>
+        <w:t xml:space="preserve"> No confident match found either.</w:t>
       </w:r>
     </w:p>
     <w:p>
@@ -126,25 +91,7 @@
         <w:t xml:space="preserve">Result: no real, verifiable recruiter identified.</w:t>
       </w:r>
       <w:r>
-        <w:t xml:space="preserve"> </w:t>
-      </w:r>
-      <w:r>
-        <w:t xml:space="preserve">The cover letter below uses a professional generic salutation (</w:t>
-      </w:r>
-      <w:r>
-        <w:t xml:space="preserve">“</w:t>
-      </w:r>
-      <w:r>
-        <w:t xml:space="preserve">Dear Hiring Team</w:t>
-      </w:r>
-      <w:r>
-        <w:t xml:space="preserve">”</w:t>
-      </w:r>
-      <w:r>
-        <w:t xml:space="preserve">) rather than a guessed name.</w:t>
-      </w:r>
-      <w:r>
-        <w:t xml:space="preserve"> </w:t>
+        <w:t xml:space="preserve"> The cover letter below uses a professional generic salutation (“Dear Hiring Team”) rather than a guessed name. </w:t>
       </w:r>
       <w:r>
         <w:rPr>
@@ -188,37 +135,55 @@
           <w:tblHeader w:val="true"/>
         </w:trPr>
         <w:tc>
-          <w:tcPr/>
-          <w:p>
-            <w:pPr>
-              <w:pStyle w:val="Compact"/>
-              <w:jc w:val="left"/>
-            </w:pPr>
-            <w:r>
+          <w:tcPr>
+            <w:shd w:val="clear" w:fill="0F2D3D"/>
+          </w:tcPr>
+          <w:p>
+            <w:pPr>
+              <w:pStyle w:val="Compact"/>
+              <w:jc w:val="left"/>
+            </w:pPr>
+            <w:r>
+              <w:rPr>
+                <w:b/>
+                <w:color w:val="FFFFFF"/>
+              </w:rPr>
               <w:t xml:space="preserve">Requirement</w:t>
             </w:r>
           </w:p>
         </w:tc>
         <w:tc>
-          <w:tcPr/>
-          <w:p>
-            <w:pPr>
-              <w:pStyle w:val="Compact"/>
-              <w:jc w:val="left"/>
-            </w:pPr>
-            <w:r>
+          <w:tcPr>
+            <w:shd w:val="clear" w:fill="0F2D3D"/>
+          </w:tcPr>
+          <w:p>
+            <w:pPr>
+              <w:pStyle w:val="Compact"/>
+              <w:jc w:val="left"/>
+            </w:pPr>
+            <w:r>
+              <w:rPr>
+                <w:b/>
+                <w:color w:val="FFFFFF"/>
+              </w:rPr>
               <w:t xml:space="preserve">Resume Coverage</w:t>
             </w:r>
           </w:p>
         </w:tc>
         <w:tc>
-          <w:tcPr/>
-          <w:p>
-            <w:pPr>
-              <w:pStyle w:val="Compact"/>
-              <w:jc w:val="left"/>
-            </w:pPr>
-            <w:r>
+          <w:tcPr>
+            <w:shd w:val="clear" w:fill="0F2D3D"/>
+          </w:tcPr>
+          <w:p>
+            <w:pPr>
+              <w:pStyle w:val="Compact"/>
+              <w:jc w:val="left"/>
+            </w:pPr>
+            <w:r>
+              <w:rPr>
+                <w:b/>
+                <w:color w:val="FFFFFF"/>
+              </w:rPr>
               <w:t xml:space="preserve">Note</w:t>
             </w:r>
           </w:p>
@@ -333,19 +298,7 @@
               <w:jc w:val="left"/>
             </w:pPr>
             <w:r>
-              <w:t xml:space="preserve">“</w:t>
-            </w:r>
-            <w:r>
-              <w:t xml:space="preserve">Built executive relationships with VP and C-level stakeholders at named accounts</w:t>
-            </w:r>
-            <w:r>
-              <w:t xml:space="preserve">”</w:t>
-            </w:r>
-            <w:r>
-              <w:t xml:space="preserve"> </w:t>
-            </w:r>
-            <w:r>
-              <w:t xml:space="preserve">maps directly.</w:t>
+              <w:t xml:space="preserve">“Built executive relationships with VP and C-level stakeholders at named accounts” maps directly.</w:t>
             </w:r>
           </w:p>
         </w:tc>
@@ -383,13 +336,7 @@
               <w:jc w:val="left"/>
             </w:pPr>
             <w:r>
-              <w:t xml:space="preserve">“</w:t>
-            </w:r>
-            <w:r>
-              <w:t xml:space="preserve">Salesforce power user, built and maintained team dashboards for pipeline reporting.</w:t>
-            </w:r>
-            <w:r>
-              <w:t xml:space="preserve">”</w:t>
+              <w:t xml:space="preserve">“Salesforce power user, built and maintained team dashboards for pipeline reporting.”</w:t>
             </w:r>
           </w:p>
         </w:tc>
@@ -427,43 +374,7 @@
               <w:jc w:val="left"/>
             </w:pPr>
             <w:r>
-              <w:t xml:space="preserve">Your resume uses</w:t>
-            </w:r>
-            <w:r>
-              <w:t xml:space="preserve"> </w:t>
-            </w:r>
-            <w:r>
-              <w:t xml:space="preserve">“</w:t>
-            </w:r>
-            <w:r>
-              <w:t xml:space="preserve">ARR</w:t>
-            </w:r>
-            <w:r>
-              <w:t xml:space="preserve">”</w:t>
-            </w:r>
-            <w:r>
-              <w:t xml:space="preserve"> </w:t>
-            </w:r>
-            <w:r>
-              <w:t xml:space="preserve">(an SaaS-specific term) and names software companies, but never says</w:t>
-            </w:r>
-            <w:r>
-              <w:t xml:space="preserve"> </w:t>
-            </w:r>
-            <w:r>
-              <w:t xml:space="preserve">“</w:t>
-            </w:r>
-            <w:r>
-              <w:t xml:space="preserve">SaaS</w:t>
-            </w:r>
-            <w:r>
-              <w:t xml:space="preserve">”</w:t>
-            </w:r>
-            <w:r>
-              <w:t xml:space="preserve"> </w:t>
-            </w:r>
-            <w:r>
-              <w:t xml:space="preserve">outright — an easy, honest keyword alignment.</w:t>
+              <w:t xml:space="preserve">Your resume uses “ARR” (an SaaS-specific term) and names software companies, but never says “SaaS” outright — an easy, honest keyword alignment.</w:t>
             </w:r>
           </w:p>
         </w:tc>
@@ -654,25 +565,37 @@
           <w:tblHeader w:val="true"/>
         </w:trPr>
         <w:tc>
-          <w:tcPr/>
-          <w:p>
-            <w:pPr>
-              <w:pStyle w:val="Compact"/>
-              <w:jc w:val="left"/>
-            </w:pPr>
-            <w:r>
+          <w:tcPr>
+            <w:shd w:val="clear" w:fill="0F2D3D"/>
+          </w:tcPr>
+          <w:p>
+            <w:pPr>
+              <w:pStyle w:val="Compact"/>
+              <w:jc w:val="left"/>
+            </w:pPr>
+            <w:r>
+              <w:rPr>
+                <w:b/>
+                <w:color w:val="FFFFFF"/>
+              </w:rPr>
               <w:t xml:space="preserve">Original</w:t>
             </w:r>
           </w:p>
         </w:tc>
         <w:tc>
-          <w:tcPr/>
-          <w:p>
-            <w:pPr>
-              <w:pStyle w:val="Compact"/>
-              <w:jc w:val="left"/>
-            </w:pPr>
-            <w:r>
+          <w:tcPr>
+            <w:shd w:val="clear" w:fill="0F2D3D"/>
+          </w:tcPr>
+          <w:p>
+            <w:pPr>
+              <w:pStyle w:val="Compact"/>
+              <w:jc w:val="left"/>
+            </w:pPr>
+            <w:r>
+              <w:rPr>
+                <w:b/>
+                <w:color w:val="FFFFFF"/>
+              </w:rPr>
               <w:t xml:space="preserve">Suggested Rewrite</w:t>
             </w:r>
           </w:p>
@@ -824,10 +747,7 @@
         <w:t xml:space="preserve">(a) What to lead with and emphasize:</w:t>
       </w:r>
       <w:r>
-        <w:t xml:space="preserve"> </w:t>
-      </w:r>
-      <w:r>
-        <w:t xml:space="preserve">The renewal ownership on your top 5 accounts is your single strongest asset here — two years of doing the actual work of this role, unofficially, is far more credible to a hiring manager than a title alone would be. Your 94% forecast accuracy and VP/C-level relationship-building are the supporting evidence that you operate with the discipline and stakeholder trust a renewal-owning role actually requires.</w:t>
+        <w:t xml:space="preserve"> The renewal ownership on your top 5 accounts is your single strongest asset here — two years of doing the actual work of this role, unofficially, is far more credible to a hiring manager than a title alone would be. Your 94% forecast accuracy and VP/C-level relationship-building are the supporting evidence that you operate with the discipline and stakeholder trust a renewal-owning role actually requires.</w:t>
       </w:r>
     </w:p>
     <w:p>
@@ -842,46 +762,7 @@
         <w:t xml:space="preserve">(b) What to minimize or reframe (not hide):</w:t>
       </w:r>
       <w:r>
-        <w:t xml:space="preserve"> </w:t>
-      </w:r>
-      <w:r>
-        <w:t xml:space="preserve">Don’t lead with the $4.2M new-ARR / 118%-of-quota framing — it’s real and worth keeping, but leading with a</w:t>
-      </w:r>
-      <w:r>
-        <w:t xml:space="preserve"> </w:t>
-      </w:r>
-      <w:r>
-        <w:t xml:space="preserve">“</w:t>
-      </w:r>
-      <w:r>
-        <w:t xml:space="preserve">hunter</w:t>
-      </w:r>
-      <w:r>
-        <w:t xml:space="preserve">”</w:t>
-      </w:r>
-      <w:r>
-        <w:t xml:space="preserve"> </w:t>
-      </w:r>
-      <w:r>
-        <w:t xml:space="preserve">number signals a new-business-first identity, which is the opposite of what this posting wants. Reframe it as supporting evidence of relationship depth (see the rewritten bullet above) rather than the headline. The DataFlow</w:t>
-      </w:r>
-      <w:r>
-        <w:t xml:space="preserve"> </w:t>
-      </w:r>
-      <w:r>
-        <w:t xml:space="preserve">“</w:t>
-      </w:r>
-      <w:r>
-        <w:t xml:space="preserve">trained 4 new hires</w:t>
-      </w:r>
-      <w:r>
-        <w:t xml:space="preserve">”</w:t>
-      </w:r>
-      <w:r>
-        <w:t xml:space="preserve"> </w:t>
-      </w:r>
-      <w:r>
-        <w:t xml:space="preserve">bullet is sales-team enablement — genuinely less relevant here; consider dropping it from a tailored version of your resume rather than working to fit it in.</w:t>
+        <w:t xml:space="preserve"> Don’t lead with the $4.2M new-ARR / 118%-of-quota framing — it’s real and worth keeping, but leading with a “hunter” number signals a new-business-first identity, which is the opposite of what this posting wants. Reframe it as supporting evidence of relationship depth (see the rewritten bullet above) rather than the headline. The DataFlow “trained 4 new hires” bullet is sales-team enablement — genuinely less relevant here; consider dropping it from a tailored version of your resume rather than working to fit it in.</w:t>
       </w:r>
     </w:p>
     <w:p>
@@ -896,22 +777,7 @@
         <w:t xml:space="preserve">(c) Skill or credential gaps genuinely worth naming:</w:t>
       </w:r>
       <w:r>
-        <w:t xml:space="preserve"> </w:t>
-      </w:r>
-      <w:r>
-        <w:t xml:space="preserve">“</w:t>
-      </w:r>
-      <w:r>
-        <w:t xml:space="preserve">Drive product adoption</w:t>
-      </w:r>
-      <w:r>
-        <w:t xml:space="preserve">”</w:t>
-      </w:r>
-      <w:r>
-        <w:t xml:space="preserve"> </w:t>
-      </w:r>
-      <w:r>
-        <w:t xml:space="preserve">is a real, specific gap — nothing in your background speaks to usage metrics, onboarding, or customer health scoring. This isn’t something to paper over in the resume; be ready to speak to it directly in an interview (e.g., how relationship management and forecasting discipline transfer to adoption tracking, even without direct prior ownership of it). No certification gap stands out as necessary given the strength of your practical experience.</w:t>
+        <w:t xml:space="preserve"> “Drive product adoption” is a real, specific gap — nothing in your background speaks to usage metrics, onboarding, or customer health scoring. This isn’t something to paper over in the resume; be ready to speak to it directly in an interview (e.g., how relationship management and forecasting discipline transfer to adoption tracking, even without direct prior ownership of it). No certification gap stands out as necessary given the strength of your practical experience.</w:t>
       </w:r>
     </w:p>
     <w:p>
@@ -923,42 +789,7 @@
           <w:bCs/>
           <w:b/>
         </w:rPr>
-        <w:t xml:space="preserve">(d) An honest answer for</w:t>
-      </w:r>
-      <w:r>
-        <w:rPr>
-          <w:bCs/>
-          <w:b/>
-        </w:rPr>
-        <w:t xml:space="preserve"> </w:t>
-      </w:r>
-      <w:r>
-        <w:rPr>
-          <w:bCs/>
-          <w:b/>
-        </w:rPr>
-        <w:t xml:space="preserve">“</w:t>
-      </w:r>
-      <w:r>
-        <w:rPr>
-          <w:bCs/>
-          <w:b/>
-        </w:rPr>
-        <w:t xml:space="preserve">why this move</w:t>
-      </w:r>
-      <w:r>
-        <w:rPr>
-          <w:bCs/>
-          <w:b/>
-        </w:rPr>
-        <w:t xml:space="preserve">”</w:t>
-      </w:r>
-      <w:r>
-        <w:rPr>
-          <w:bCs/>
-          <w:b/>
-        </w:rPr>
-        <w:t xml:space="preserve">:</w:t>
+        <w:t xml:space="preserve">(d) An honest answer for “why this move”:</w:t>
       </w:r>
       <w:r>
         <w:t xml:space="preserve"> </w:t>
@@ -968,21 +799,7 @@
           <w:iCs/>
           <w:i/>
         </w:rPr>
-        <w:t xml:space="preserve">“</w:t>
-      </w:r>
-      <w:r>
-        <w:rPr>
-          <w:iCs/>
-          <w:i/>
-        </w:rPr>
-        <w:t xml:space="preserve">I’ve effectively been doing the retention work of this role for two years — I own the renewal conversations on my five biggest accounts because the relationships already ran through me, not because it was in my job description. I want to do that work with the actual mandate, metrics, and team behind it, instead of it being an unofficial add-on to a quota-carrying sales role.</w:t>
-      </w:r>
-      <w:r>
-        <w:rPr>
-          <w:iCs/>
-          <w:i/>
-        </w:rPr>
-        <w:t xml:space="preserve">”</w:t>
+        <w:t xml:space="preserve">“I’ve effectively been doing the retention work of this role for two years — I own the renewal conversations on my five biggest accounts because the relationships already ran through me, not because it was in my job description. I want to do that work with the actual mandate, metrics, and team behind it, instead of it being an unofficial add-on to a quota-carrying sales role.”</w:t>
       </w:r>
     </w:p>
     <w:p>
@@ -1067,13 +884,7 @@
         <w:pStyle w:val="BlockText"/>
       </w:pPr>
       <w:r>
-        <w:t xml:space="preserve">Sincerely,</w:t>
-      </w:r>
-      <w:r>
-        <w:t xml:space="preserve"> </w:t>
-      </w:r>
-      <w:r>
-        <w:t xml:space="preserve">Sarah Chen</w:t>
+        <w:t xml:space="preserve">Sincerely, Sarah Chen</w:t>
       </w:r>
     </w:p>
     <w:p>
@@ -1092,14 +903,7 @@
           <w:iCs/>
           <w:i/>
         </w:rPr>
-        <w:t xml:space="preserve">Generated by pasting the output of</w:t>
-      </w:r>
-      <w:r>
-        <w:rPr>
-          <w:iCs/>
-          <w:i/>
-        </w:rPr>
-        <w:t xml:space="preserve"> </w:t>
+        <w:t xml:space="preserve">Generated by pasting the output of </w:t>
       </w:r>
       <w:hyperlink r:id="rId24">
         <w:r>
@@ -1116,14 +920,7 @@
           <w:iCs/>
           <w:i/>
         </w:rPr>
-        <w:t xml:space="preserve"> </w:t>
-      </w:r>
-      <w:r>
-        <w:rPr>
-          <w:iCs/>
-          <w:i/>
-        </w:rPr>
-        <w:t xml:space="preserve">into a Claude conversation.</w:t>
+        <w:t xml:space="preserve"> into a Claude conversation.</w:t>
       </w:r>
     </w:p>
     <w:bookmarkEnd w:id="25"/>
